--- a/00-首页/题组Word/习题书/第三篇-有机化学/12-高分子化学-学生版.docx
+++ b/00-首页/题组Word/习题书/第三篇-有机化学/12-高分子化学-学生版.docx
@@ -3,6 +3,239 @@
 <w:document xmlns:w="http://schemas.openxmlformats.org/wordprocessingml/2006/main" xmlns:m="http://schemas.openxmlformats.org/officeDocument/2006/math" xmlns:r="http://schemas.openxmlformats.org/officeDocument/2006/relationships" xmlns:o="urn:schemas-microsoft-com:office:office" xmlns:v="urn:schemas-microsoft-com:vml" xmlns:w10="urn:schemas-microsoft-com:office:word" xmlns:a="http://schemas.openxmlformats.org/drawingml/2006/main" xmlns:pic="http://schemas.openxmlformats.org/drawingml/2006/picture" xmlns:wp="http://schemas.openxmlformats.org/drawingml/2006/wordprocessingDrawing">
   <w:body>
     <w:bookmarkStart w:id="114" w:name="第-12-章-高分子化学"/>
+    <w:p>
+      <w:pPr>
+        <w:spacing w:after="1800" w:before="1200" w:line="276" w:lineRule="auto"/>
+        <w:jc w:val="center"/>
+      </w:pPr>
+    </w:p>
+    <w:p>
+      <w:pPr>
+        <w:spacing w:after="320" w:before="0" w:line="276" w:lineRule="auto"/>
+        <w:jc w:val="center"/>
+      </w:pPr>
+      <w:r>
+        <w:rPr>
+          <w:rFonts w:ascii="Times New Roman" w:hAnsi="Times New Roman" w:eastAsia="SimHei" w:cs="Times New Roman"/>
+          <w:b/>
+          <w:color w:val="17324D"/>
+          <w:sz w:val="64"/>
+        </w:rPr>
+        <w:t>化学竞赛习题册</w:t>
+      </w:r>
+    </w:p>
+    <w:p>
+      <w:pPr>
+        <w:spacing w:after="120" w:before="0" w:line="276" w:lineRule="auto"/>
+        <w:jc w:val="center"/>
+      </w:pPr>
+      <w:r>
+        <w:rPr>
+          <w:rFonts w:ascii="Times New Roman" w:hAnsi="Times New Roman" w:eastAsia="SimHei" w:cs="Times New Roman"/>
+          <w:b w:val="0"/>
+          <w:color w:val="5B6975"/>
+          <w:sz w:val="32"/>
+        </w:rPr>
+        <w:t>第三篇</w:t>
+      </w:r>
+      <w:r>
+        <w:rPr>
+          <w:rFonts w:ascii="Times New Roman" w:hAnsi="Times New Roman" w:eastAsia="Times New Roman" w:cs="Times New Roman"/>
+          <w:b w:val="0"/>
+          <w:color w:val="5B6975"/>
+          <w:sz w:val="32"/>
+        </w:rPr>
+        <w:t xml:space="preserve"> </w:t>
+      </w:r>
+      <w:r>
+        <w:rPr>
+          <w:rFonts w:ascii="Times New Roman" w:hAnsi="Times New Roman" w:eastAsia="SimHei" w:cs="Times New Roman"/>
+          <w:b w:val="0"/>
+          <w:color w:val="5B6975"/>
+          <w:sz w:val="32"/>
+        </w:rPr>
+        <w:t>有机化学</w:t>
+      </w:r>
+    </w:p>
+    <w:p>
+      <w:pPr>
+        <w:spacing w:after="600" w:before="0" w:line="276" w:lineRule="auto"/>
+        <w:jc w:val="center"/>
+      </w:pPr>
+      <w:r>
+        <w:rPr>
+          <w:rFonts w:ascii="Times New Roman" w:hAnsi="Times New Roman" w:eastAsia="SimHei" w:cs="Times New Roman"/>
+          <w:b/>
+          <w:color w:val="17324D"/>
+          <w:sz w:val="44"/>
+        </w:rPr>
+        <w:t>第</w:t>
+      </w:r>
+      <w:r>
+        <w:rPr>
+          <w:rFonts w:ascii="Times New Roman" w:hAnsi="Times New Roman" w:eastAsia="Times New Roman" w:cs="Times New Roman"/>
+          <w:b/>
+          <w:color w:val="17324D"/>
+          <w:sz w:val="44"/>
+        </w:rPr>
+        <w:t xml:space="preserve"> 12 </w:t>
+      </w:r>
+      <w:r>
+        <w:rPr>
+          <w:rFonts w:ascii="Times New Roman" w:hAnsi="Times New Roman" w:eastAsia="SimHei" w:cs="Times New Roman"/>
+          <w:b/>
+          <w:color w:val="17324D"/>
+          <w:sz w:val="44"/>
+        </w:rPr>
+        <w:t>章</w:t>
+      </w:r>
+      <w:r>
+        <w:rPr>
+          <w:rFonts w:ascii="Times New Roman" w:hAnsi="Times New Roman" w:eastAsia="Times New Roman" w:cs="Times New Roman"/>
+          <w:b/>
+          <w:color w:val="17324D"/>
+          <w:sz w:val="44"/>
+        </w:rPr>
+        <w:t xml:space="preserve"> </w:t>
+      </w:r>
+      <w:r>
+        <w:rPr>
+          <w:rFonts w:ascii="Times New Roman" w:hAnsi="Times New Roman" w:eastAsia="SimHei" w:cs="Times New Roman"/>
+          <w:b/>
+          <w:color w:val="17324D"/>
+          <w:sz w:val="44"/>
+        </w:rPr>
+        <w:t>高分子化学</w:t>
+      </w:r>
+    </w:p>
+    <w:p>
+      <w:pPr>
+        <w:spacing w:after="600" w:before="120" w:line="276" w:lineRule="auto"/>
+        <w:jc w:val="center"/>
+        <w:pBdr>
+          <w:bottom w:val="single" w:sz="8" w:space="4" w:color="4A6577"/>
+        </w:pBdr>
+      </w:pPr>
+    </w:p>
+    <w:p>
+      <w:pPr>
+        <w:spacing w:after="160" w:before="0" w:line="276" w:lineRule="auto"/>
+        <w:jc w:val="center"/>
+      </w:pPr>
+      <w:r>
+        <w:rPr>
+          <w:rFonts w:ascii="Times New Roman" w:hAnsi="Times New Roman" w:eastAsia="FangSong" w:cs="Times New Roman"/>
+          <w:b w:val="0"/>
+          <w:color w:val="5B6975"/>
+          <w:sz w:val="24"/>
+        </w:rPr>
+        <w:t>题量</w:t>
+      </w:r>
+      <w:r>
+        <w:rPr>
+          <w:rFonts w:ascii="Times New Roman" w:hAnsi="Times New Roman" w:eastAsia="Times New Roman" w:cs="Times New Roman"/>
+          <w:b w:val="0"/>
+          <w:color w:val="5B6975"/>
+          <w:sz w:val="24"/>
+        </w:rPr>
+        <w:t>：21</w:t>
+      </w:r>
+    </w:p>
+    <w:p>
+      <w:pPr>
+        <w:spacing w:after="160" w:before="0" w:line="276" w:lineRule="auto"/>
+        <w:jc w:val="center"/>
+      </w:pPr>
+      <w:r>
+        <w:rPr>
+          <w:rFonts w:ascii="Times New Roman" w:hAnsi="Times New Roman" w:eastAsia="FangSong" w:cs="Times New Roman"/>
+          <w:b w:val="0"/>
+          <w:color w:val="5B6975"/>
+          <w:sz w:val="24"/>
+        </w:rPr>
+        <w:t>版本</w:t>
+      </w:r>
+      <w:r>
+        <w:rPr>
+          <w:rFonts w:ascii="Times New Roman" w:hAnsi="Times New Roman" w:eastAsia="Times New Roman" w:cs="Times New Roman"/>
+          <w:b w:val="0"/>
+          <w:color w:val="5B6975"/>
+          <w:sz w:val="24"/>
+        </w:rPr>
+        <w:t>：</w:t>
+      </w:r>
+      <w:r>
+        <w:rPr>
+          <w:rFonts w:ascii="Times New Roman" w:hAnsi="Times New Roman" w:eastAsia="FangSong" w:cs="Times New Roman"/>
+          <w:b w:val="0"/>
+          <w:color w:val="5B6975"/>
+          <w:sz w:val="24"/>
+        </w:rPr>
+        <w:t>学生版</w:t>
+      </w:r>
+      <w:r>
+        <w:rPr>
+          <w:rFonts w:ascii="Times New Roman" w:hAnsi="Times New Roman" w:eastAsia="Times New Roman" w:cs="Times New Roman"/>
+          <w:b w:val="0"/>
+          <w:color w:val="5B6975"/>
+          <w:sz w:val="24"/>
+        </w:rPr>
+        <w:t>（</w:t>
+      </w:r>
+      <w:r>
+        <w:rPr>
+          <w:rFonts w:ascii="Times New Roman" w:hAnsi="Times New Roman" w:eastAsia="FangSong" w:cs="Times New Roman"/>
+          <w:b w:val="0"/>
+          <w:color w:val="5B6975"/>
+          <w:sz w:val="24"/>
+        </w:rPr>
+        <w:t>无答案</w:t>
+      </w:r>
+      <w:r>
+        <w:rPr>
+          <w:rFonts w:ascii="Times New Roman" w:hAnsi="Times New Roman" w:eastAsia="Times New Roman" w:cs="Times New Roman"/>
+          <w:b w:val="0"/>
+          <w:color w:val="5B6975"/>
+          <w:sz w:val="24"/>
+        </w:rPr>
+        <w:t>）</w:t>
+      </w:r>
+    </w:p>
+    <w:p>
+      <w:pPr>
+        <w:spacing w:after="160" w:before="0" w:line="276" w:lineRule="auto"/>
+        <w:jc w:val="center"/>
+      </w:pPr>
+      <w:r>
+        <w:rPr>
+          <w:rFonts w:ascii="Times New Roman" w:hAnsi="Times New Roman" w:eastAsia="FangSong" w:cs="Times New Roman"/>
+          <w:b w:val="0"/>
+          <w:color w:val="5B6975"/>
+          <w:sz w:val="24"/>
+        </w:rPr>
+        <w:t>日期</w:t>
+      </w:r>
+      <w:r>
+        <w:rPr>
+          <w:rFonts w:ascii="Times New Roman" w:hAnsi="Times New Roman" w:eastAsia="Times New Roman" w:cs="Times New Roman"/>
+          <w:b w:val="0"/>
+          <w:color w:val="5B6975"/>
+          <w:sz w:val="24"/>
+        </w:rPr>
+        <w:t>：2026-09-10</w:t>
+      </w:r>
+    </w:p>
+    <w:p>
+      <w:pPr>
+        <w:jc w:val="center"/>
+      </w:pPr>
+      <w:r>
+        <w:rPr>
+          <w:rFonts w:ascii="Times New Roman" w:hAnsi="Times New Roman" w:eastAsia="Times New Roman" w:cs="Times New Roman"/>
+        </w:rPr>
+        <w:br w:type="page"/>
+      </w:r>
+    </w:p>
     <w:p>
       <w:pPr>
         <w:pStyle w:val="Heading1"/>
@@ -14511,161 +14744,28 @@
       <w:pPr>
         <w:pStyle w:val="FirstParagraph"/>
       </w:pPr>
-      <m:oMathPara>
-        <m:oMathParaPr>
-          <m:jc m:val="center"/>
-          <m:ctrlPr>
-            <w:rPr>
-              <w:sz w:val="28"/>
-              <w:szCs w:val="28"/>
-            </w:rPr>
-          </m:ctrlPr>
-        </m:oMathParaPr>
-        <m:oMath>
-          <m:r>
-            <m:rPr>
-              <m:sty m:val="p"/>
-            </m:rPr>
-            <m:t>(</m:t>
-          </m:r>
-          <m:r>
-            <m:t>6</m:t>
-          </m:r>
-          <m:r>
-            <m:rPr>
-              <m:sty m:val="p"/>
-            </m:rPr>
-            <m:t>×</m:t>
-          </m:r>
-          <m:r>
-            <m:t>12</m:t>
-          </m:r>
-          <m:r>
-            <m:rPr>
-              <m:sty m:val="p"/>
-            </m:rPr>
-            <m:t>+</m:t>
-          </m:r>
-          <m:r>
-            <m:t>10</m:t>
-          </m:r>
-          <m:r>
-            <m:rPr>
-              <m:sty m:val="p"/>
-            </m:rPr>
-            <m:t>+</m:t>
-          </m:r>
-          <m:r>
-            <m:t>5</m:t>
-          </m:r>
-          <m:r>
-            <m:rPr>
-              <m:sty m:val="p"/>
-            </m:rPr>
-            <m:t>×</m:t>
-          </m:r>
-          <m:r>
-            <m:t>16</m:t>
-          </m:r>
-          <m:r>
-            <m:rPr>
-              <m:sty m:val="p"/>
-            </m:rPr>
-            <m:t>)</m:t>
-          </m:r>
-          <m:r>
-            <m:rPr>
-              <m:sty m:val="p"/>
-            </m:rPr>
-            <m:t>×</m:t>
-          </m:r>
-          <m:r>
-            <m:t>1000</m:t>
-          </m:r>
-          <m:r>
-            <m:rPr>
-              <m:sty m:val="p"/>
-            </m:rPr>
-            <m:t>=</m:t>
-          </m:r>
-          <m:r>
-            <m:t>1.62</m:t>
-          </m:r>
-          <m:r>
-            <m:rPr>
-              <m:sty m:val="p"/>
-            </m:rPr>
-            <m:t>×</m:t>
-          </m:r>
-          <m:sSup>
-            <m:e>
-              <m:r>
-                <m:t>10</m:t>
-              </m:r>
-            </m:e>
-            <m:sup>
-              <m:r>
-                <m:t>5</m:t>
-              </m:r>
-            </m:sup>
-          </m:sSup>
-          <m:r>
-            <m:t> </m:t>
-          </m:r>
-          <m:r>
-            <m:rPr>
-              <m:sty m:val="p"/>
-            </m:rPr>
-            <m:t>(</m:t>
-          </m:r>
-          <m:r>
-            <m:rPr>
-              <m:sty m:val="p"/>
-            </m:rPr>
-            <m:t>g</m:t>
-          </m:r>
-          <m:r>
-            <m:rPr>
-              <m:sty m:val="p"/>
-            </m:rPr>
-            <m:t>/</m:t>
-          </m:r>
-          <m:r>
-            <m:rPr>
-              <m:sty m:val="p"/>
-            </m:rPr>
-            <m:t>m</m:t>
-          </m:r>
-          <m:r>
-            <m:rPr>
-              <m:sty m:val="p"/>
-            </m:rPr>
-            <m:t>o</m:t>
-          </m:r>
-          <m:r>
-            <m:rPr>
-              <m:sty m:val="p"/>
-            </m:rPr>
-            <m:t>l</m:t>
-          </m:r>
-          <m:r>
-            <m:rPr>
-              <m:sty m:val="p"/>
-            </m:rPr>
-            <m:t>)</m:t>
-          </m:r>
-        </m:oMath>
-      </m:oMathPara>
+      <w:r>
+        <w:rPr>
+          <w:rFonts w:hint="eastAsia" w:ascii="Times New Roman" w:hAnsi="Times New Roman" w:eastAsia="FangSong" w:cs="Times New Roman"/>
+        </w:rPr>
+        <w:t>离子液体的摩尔质量为</w:t>
+      </w:r>
+      <w:r>
+        <w:rPr>
+          <w:rFonts w:hint="eastAsia" w:ascii="Times New Roman" w:hAnsi="Times New Roman" w:eastAsia="Times New Roman" w:cs="Times New Roman"/>
+        </w:rPr>
+        <w:t>：</w:t>
+      </w:r>
     </w:p>
     <w:p>
       <w:pPr>
-        <w:pStyle w:val="FirstParagraph"/>
-      </w:pPr>
-      <w:r>
-        <w:rPr>
-          <w:rFonts w:hint="eastAsia" w:ascii="Times New Roman" w:hAnsi="Times New Roman" w:eastAsia="FangSong" w:cs="Times New Roman"/>
-        </w:rPr>
-        <w:t>离子液体的摩尔质量为</w:t>
+        <w:pStyle w:val="BodyText"/>
+      </w:pPr>
+      <w:r>
+        <w:rPr>
+          <w:rFonts w:hint="eastAsia" w:ascii="Times New Roman" w:hAnsi="Times New Roman" w:eastAsia="FangSong" w:cs="Times New Roman"/>
+        </w:rPr>
+        <w:t>水的摩尔分数为</w:t>
       </w:r>
       <w:r>
         <w:rPr>
@@ -14678,167 +14778,11 @@
       <w:pPr>
         <w:pStyle w:val="BodyText"/>
       </w:pPr>
-      <m:oMathPara>
-        <m:oMathParaPr>
-          <m:jc m:val="center"/>
-          <m:ctrlPr>
-            <w:rPr>
-              <w:sz w:val="28"/>
-              <w:szCs w:val="28"/>
-            </w:rPr>
-          </m:ctrlPr>
-        </m:oMathParaPr>
-        <m:oMath>
-          <m:r>
-            <m:t>8</m:t>
-          </m:r>
-          <m:r>
-            <m:rPr>
-              <m:sty m:val="p"/>
-            </m:rPr>
-            <m:t>×</m:t>
-          </m:r>
-          <m:r>
-            <m:t>12</m:t>
-          </m:r>
-          <m:r>
-            <m:rPr>
-              <m:sty m:val="p"/>
-            </m:rPr>
-            <m:t>+</m:t>
-          </m:r>
-          <m:r>
-            <m:t>15</m:t>
-          </m:r>
-          <m:r>
-            <m:rPr>
-              <m:sty m:val="p"/>
-            </m:rPr>
-            <m:t>+</m:t>
-          </m:r>
-          <m:r>
-            <m:t>14</m:t>
-          </m:r>
-          <m:r>
-            <m:rPr>
-              <m:sty m:val="p"/>
-            </m:rPr>
-            <m:t>×</m:t>
-          </m:r>
-          <m:r>
-            <m:t>2</m:t>
-          </m:r>
-          <m:r>
-            <m:rPr>
-              <m:sty m:val="p"/>
-            </m:rPr>
-            <m:t>+</m:t>
-          </m:r>
-          <m:r>
-            <m:t>35.5</m:t>
-          </m:r>
-          <m:r>
-            <m:rPr>
-              <m:sty m:val="p"/>
-            </m:rPr>
-            <m:t>=</m:t>
-          </m:r>
-          <m:r>
-            <m:t>96</m:t>
-          </m:r>
-          <m:r>
-            <m:rPr>
-              <m:sty m:val="p"/>
-            </m:rPr>
-            <m:t>+</m:t>
-          </m:r>
-          <m:r>
-            <m:t>15</m:t>
-          </m:r>
-          <m:r>
-            <m:rPr>
-              <m:sty m:val="p"/>
-            </m:rPr>
-            <m:t>+</m:t>
-          </m:r>
-          <m:r>
-            <m:t>28</m:t>
-          </m:r>
-          <m:r>
-            <m:rPr>
-              <m:sty m:val="p"/>
-            </m:rPr>
-            <m:t>+</m:t>
-          </m:r>
-          <m:r>
-            <m:t>35.5</m:t>
-          </m:r>
-          <m:r>
-            <m:rPr>
-              <m:sty m:val="p"/>
-            </m:rPr>
-            <m:t>=</m:t>
-          </m:r>
-          <m:r>
-            <m:t>175</m:t>
-          </m:r>
-          <m:r>
-            <m:t> </m:t>
-          </m:r>
-          <m:r>
-            <m:rPr>
-              <m:sty m:val="p"/>
-            </m:rPr>
-            <m:t>(</m:t>
-          </m:r>
-          <m:r>
-            <m:rPr>
-              <m:sty m:val="p"/>
-            </m:rPr>
-            <m:t>g</m:t>
-          </m:r>
-          <m:r>
-            <m:rPr>
-              <m:sty m:val="p"/>
-            </m:rPr>
-            <m:t>/</m:t>
-          </m:r>
-          <m:r>
-            <m:rPr>
-              <m:sty m:val="p"/>
-            </m:rPr>
-            <m:t>m</m:t>
-          </m:r>
-          <m:r>
-            <m:rPr>
-              <m:sty m:val="p"/>
-            </m:rPr>
-            <m:t>o</m:t>
-          </m:r>
-          <m:r>
-            <m:rPr>
-              <m:sty m:val="p"/>
-            </m:rPr>
-            <m:t>l</m:t>
-          </m:r>
-          <m:r>
-            <m:rPr>
-              <m:sty m:val="p"/>
-            </m:rPr>
-            <m:t>)</m:t>
-          </m:r>
-        </m:oMath>
-      </m:oMathPara>
-    </w:p>
-    <w:p>
-      <w:pPr>
-        <w:pStyle w:val="FirstParagraph"/>
-      </w:pPr>
-      <w:r>
-        <w:rPr>
-          <w:rFonts w:hint="eastAsia" w:ascii="Times New Roman" w:hAnsi="Times New Roman" w:eastAsia="FangSong" w:cs="Times New Roman"/>
-        </w:rPr>
-        <w:t>水的摩尔分数为</w:t>
+      <w:r>
+        <w:rPr>
+          <w:rFonts w:hint="eastAsia" w:ascii="Times New Roman" w:hAnsi="Times New Roman" w:eastAsia="FangSong" w:cs="Times New Roman"/>
+        </w:rPr>
+        <w:t>析出的纤维素的摩尔分数为</w:t>
       </w:r>
       <w:r>
         <w:rPr>
@@ -14846,275 +14790,6 @@
         </w:rPr>
         <w:t>：</w:t>
       </w:r>
-    </w:p>
-    <w:p>
-      <w:pPr>
-        <w:pStyle w:val="BodyText"/>
-      </w:pPr>
-      <m:oMathPara>
-        <m:oMathParaPr>
-          <m:jc m:val="center"/>
-          <m:ctrlPr>
-            <w:rPr>
-              <w:sz w:val="28"/>
-              <w:szCs w:val="28"/>
-            </w:rPr>
-          </m:ctrlPr>
-        </m:oMathParaPr>
-        <m:oMath>
-          <m:f>
-            <m:fPr>
-              <m:type m:val="bar"/>
-            </m:fPr>
-            <m:num>
-              <m:r>
-                <m:t>1.0</m:t>
-              </m:r>
-              <m:r>
-                <m:rPr>
-                  <m:sty m:val="p"/>
-                </m:rPr>
-                <m:t>/</m:t>
-              </m:r>
-              <m:r>
-                <m:t>18</m:t>
-              </m:r>
-            </m:num>
-            <m:den>
-              <m:r>
-                <m:t>1.0</m:t>
-              </m:r>
-              <m:r>
-                <m:rPr>
-                  <m:sty m:val="p"/>
-                </m:rPr>
-                <m:t>/</m:t>
-              </m:r>
-              <m:r>
-                <m:t>18</m:t>
-              </m:r>
-              <m:r>
-                <m:rPr>
-                  <m:sty m:val="p"/>
-                </m:rPr>
-                <m:t>+</m:t>
-              </m:r>
-              <m:r>
-                <m:t>75</m:t>
-              </m:r>
-              <m:r>
-                <m:rPr>
-                  <m:sty m:val="p"/>
-                </m:rPr>
-                <m:t>/</m:t>
-              </m:r>
-              <m:r>
-                <m:t>175</m:t>
-              </m:r>
-              <m:r>
-                <m:rPr>
-                  <m:sty m:val="p"/>
-                </m:rPr>
-                <m:t>+</m:t>
-              </m:r>
-              <m:r>
-                <m:t>25</m:t>
-              </m:r>
-              <m:r>
-                <m:rPr>
-                  <m:sty m:val="p"/>
-                </m:rPr>
-                <m:t>/</m:t>
-              </m:r>
-              <m:r>
-                <m:t>1.62</m:t>
-              </m:r>
-              <m:r>
-                <m:rPr>
-                  <m:sty m:val="p"/>
-                </m:rPr>
-                <m:t>×</m:t>
-              </m:r>
-              <m:sSup>
-                <m:e>
-                  <m:r>
-                    <m:t>10</m:t>
-                  </m:r>
-                </m:e>
-                <m:sup>
-                  <m:r>
-                    <m:t>5</m:t>
-                  </m:r>
-                </m:sup>
-              </m:sSup>
-            </m:den>
-          </m:f>
-          <m:r>
-            <m:rPr>
-              <m:sty m:val="p"/>
-            </m:rPr>
-            <m:t>=</m:t>
-          </m:r>
-          <m:r>
-            <m:t>0.12</m:t>
-          </m:r>
-        </m:oMath>
-      </m:oMathPara>
-    </w:p>
-    <w:p>
-      <w:pPr>
-        <w:pStyle w:val="FirstParagraph"/>
-      </w:pPr>
-      <w:r>
-        <w:rPr>
-          <w:rFonts w:hint="eastAsia" w:ascii="Times New Roman" w:hAnsi="Times New Roman" w:eastAsia="FangSong" w:cs="Times New Roman"/>
-        </w:rPr>
-        <w:t>析出的纤维素的摩尔分数为</w:t>
-      </w:r>
-      <w:r>
-        <w:rPr>
-          <w:rFonts w:hint="eastAsia" w:ascii="Times New Roman" w:hAnsi="Times New Roman" w:eastAsia="Times New Roman" w:cs="Times New Roman"/>
-        </w:rPr>
-        <w:t>：</w:t>
-      </w:r>
-    </w:p>
-    <w:p>
-      <w:pPr>
-        <w:pStyle w:val="BodyText"/>
-      </w:pPr>
-      <m:oMathPara>
-        <m:oMathParaPr>
-          <m:jc m:val="center"/>
-          <m:ctrlPr>
-            <w:rPr>
-              <w:sz w:val="28"/>
-              <w:szCs w:val="28"/>
-            </w:rPr>
-          </m:ctrlPr>
-        </m:oMathParaPr>
-        <m:oMath>
-          <m:f>
-            <m:fPr>
-              <m:type m:val="bar"/>
-            </m:fPr>
-            <m:num>
-              <m:r>
-                <m:t>25</m:t>
-              </m:r>
-              <m:r>
-                <m:rPr>
-                  <m:sty m:val="p"/>
-                </m:rPr>
-                <m:t>/</m:t>
-              </m:r>
-              <m:r>
-                <m:t>162000</m:t>
-              </m:r>
-            </m:num>
-            <m:den>
-              <m:r>
-                <m:t>1.0</m:t>
-              </m:r>
-              <m:r>
-                <m:rPr>
-                  <m:sty m:val="p"/>
-                </m:rPr>
-                <m:t>/</m:t>
-              </m:r>
-              <m:r>
-                <m:t>18</m:t>
-              </m:r>
-              <m:r>
-                <m:rPr>
-                  <m:sty m:val="p"/>
-                </m:rPr>
-                <m:t>+</m:t>
-              </m:r>
-              <m:r>
-                <m:t>75</m:t>
-              </m:r>
-              <m:r>
-                <m:rPr>
-                  <m:sty m:val="p"/>
-                </m:rPr>
-                <m:t>/</m:t>
-              </m:r>
-              <m:r>
-                <m:t>175</m:t>
-              </m:r>
-              <m:r>
-                <m:rPr>
-                  <m:sty m:val="p"/>
-                </m:rPr>
-                <m:t>+</m:t>
-              </m:r>
-              <m:r>
-                <m:t>25</m:t>
-              </m:r>
-              <m:r>
-                <m:rPr>
-                  <m:sty m:val="p"/>
-                </m:rPr>
-                <m:t>/</m:t>
-              </m:r>
-              <m:r>
-                <m:t>1.62</m:t>
-              </m:r>
-              <m:r>
-                <m:rPr>
-                  <m:sty m:val="p"/>
-                </m:rPr>
-                <m:t>×</m:t>
-              </m:r>
-              <m:sSup>
-                <m:e>
-                  <m:r>
-                    <m:t>10</m:t>
-                  </m:r>
-                </m:e>
-                <m:sup>
-                  <m:r>
-                    <m:t>5</m:t>
-                  </m:r>
-                </m:sup>
-              </m:sSup>
-            </m:den>
-          </m:f>
-          <m:r>
-            <m:rPr>
-              <m:sty m:val="p"/>
-            </m:rPr>
-            <m:t>=</m:t>
-          </m:r>
-          <m:r>
-            <m:t>3.2</m:t>
-          </m:r>
-          <m:r>
-            <m:rPr>
-              <m:sty m:val="p"/>
-            </m:rPr>
-            <m:t>×</m:t>
-          </m:r>
-          <m:sSup>
-            <m:e>
-              <m:r>
-                <m:t>10</m:t>
-              </m:r>
-            </m:e>
-            <m:sup>
-              <m:r>
-                <m:rPr>
-                  <m:sty m:val="p"/>
-                </m:rPr>
-                <m:t>−</m:t>
-              </m:r>
-              <m:r>
-                <m:t>4</m:t>
-              </m:r>
-            </m:sup>
-          </m:sSup>
-        </m:oMath>
-      </m:oMathPara>
     </w:p>
     <w:p>
       <w:pPr>
@@ -16284,530 +15959,58 @@
       <w:pPr>
         <w:pStyle w:val="FirstParagraph"/>
       </w:pPr>
-      <m:oMathPara>
-        <m:oMathParaPr>
-          <m:jc m:val="center"/>
-          <m:ctrlPr>
-            <w:rPr>
-              <w:sz w:val="28"/>
-              <w:szCs w:val="28"/>
-            </w:rPr>
-          </m:ctrlPr>
-        </m:oMathParaPr>
-        <m:oMath>
-          <m:r>
-            <m:t>2</m:t>
-          </m:r>
-          <m:sSub>
-            <m:e>
-              <m:r>
-                <m:rPr>
-                  <m:sty m:val="p"/>
-                </m:rPr>
-                <m:t>C</m:t>
-              </m:r>
-            </m:e>
-            <m:sub>
-              <m:r>
-                <m:rPr>
-                  <m:sty m:val="p"/>
-                </m:rPr>
-                <m:t>6</m:t>
-              </m:r>
-            </m:sub>
-          </m:sSub>
-          <m:sSub>
-            <m:e>
-              <m:r>
-                <m:rPr>
-                  <m:sty m:val="p"/>
-                </m:rPr>
-                <m:t>H</m:t>
-              </m:r>
-            </m:e>
-            <m:sub>
-              <m:r>
-                <m:rPr>
-                  <m:sty m:val="p"/>
-                </m:rPr>
-                <m:t>5</m:t>
-              </m:r>
-            </m:sub>
-          </m:sSub>
-          <m:r>
-            <m:rPr>
-              <m:sty m:val="p"/>
-            </m:rPr>
-            <m:t>C</m:t>
-          </m:r>
-          <m:sSub>
-            <m:e>
-              <m:r>
-                <m:rPr>
-                  <m:sty m:val="p"/>
-                </m:rPr>
-                <m:t>H</m:t>
-              </m:r>
-            </m:e>
-            <m:sub>
-              <m:r>
-                <m:rPr>
-                  <m:sty m:val="p"/>
-                </m:rPr>
-                <m:t>2</m:t>
-              </m:r>
-            </m:sub>
-          </m:sSub>
-          <m:r>
-            <m:rPr>
-              <m:sty m:val="p"/>
-            </m:rPr>
-            <m:t>O</m:t>
-          </m:r>
-          <m:r>
-            <m:rPr>
-              <m:sty m:val="p"/>
-            </m:rPr>
-            <m:t>H</m:t>
-          </m:r>
-          <m:r>
-            <m:rPr>
-              <m:sty m:val="p"/>
-            </m:rPr>
-            <m:t>+</m:t>
-          </m:r>
-          <m:sSub>
-            <m:e>
-              <m:r>
-                <m:rPr>
-                  <m:sty m:val="p"/>
-                </m:rPr>
-                <m:t>O</m:t>
-              </m:r>
-            </m:e>
-            <m:sub>
-              <m:r>
-                <m:rPr>
-                  <m:sty m:val="p"/>
-                </m:rPr>
-                <m:t>2</m:t>
-              </m:r>
-            </m:sub>
-          </m:sSub>
-          <m:limLow>
-            <m:e>
-              <m:limUpp>
-                <m:e>
-                  <m:r>
-                    <m:rPr>
-                      <m:sty m:val="p"/>
-                    </m:rPr>
-                    <m:t>→</m:t>
-                  </m:r>
-                </m:e>
-                <m:lim>
-                  <m:r>
-                    <m:rPr>
-                      <m:nor/>
-                      <m:sty m:val="p"/>
-                    </m:rPr>
-                    <m:t>催化剂</m:t>
-                  </m:r>
-                </m:lim>
-              </m:limUpp>
-            </m:e>
-            <m:lim>
-              <m:r>
-                <m:rPr>
-                  <m:sty m:val="p"/>
-                </m:rPr>
-                <m:t>Δ</m:t>
-              </m:r>
-            </m:lim>
-          </m:limLow>
-          <m:r>
-            <m:t>2</m:t>
-          </m:r>
-          <m:sSub>
-            <m:e>
-              <m:r>
-                <m:rPr>
-                  <m:sty m:val="p"/>
-                </m:rPr>
-                <m:t>C</m:t>
-              </m:r>
-            </m:e>
-            <m:sub>
-              <m:r>
-                <m:rPr>
-                  <m:sty m:val="p"/>
-                </m:rPr>
-                <m:t>6</m:t>
-              </m:r>
-            </m:sub>
-          </m:sSub>
-          <m:sSub>
-            <m:e>
-              <m:r>
-                <m:rPr>
-                  <m:sty m:val="p"/>
-                </m:rPr>
-                <m:t>H</m:t>
-              </m:r>
-            </m:e>
-            <m:sub>
-              <m:r>
-                <m:rPr>
-                  <m:sty m:val="p"/>
-                </m:rPr>
-                <m:t>5</m:t>
-              </m:r>
-            </m:sub>
-          </m:sSub>
-          <m:r>
-            <m:rPr>
-              <m:sty m:val="p"/>
-            </m:rPr>
-            <m:t>C</m:t>
-          </m:r>
-          <m:r>
-            <m:rPr>
-              <m:sty m:val="p"/>
-            </m:rPr>
-            <m:t>H</m:t>
-          </m:r>
-          <m:r>
-            <m:rPr>
-              <m:sty m:val="p"/>
-            </m:rPr>
-            <m:t>O</m:t>
-          </m:r>
-          <m:r>
-            <m:rPr>
-              <m:sty m:val="p"/>
-            </m:rPr>
-            <m:t>+</m:t>
-          </m:r>
-          <m:r>
-            <m:t>2</m:t>
-          </m:r>
-          <m:sSub>
-            <m:e>
-              <m:r>
-                <m:rPr>
-                  <m:sty m:val="p"/>
-                </m:rPr>
-                <m:t>H</m:t>
-              </m:r>
-            </m:e>
-            <m:sub>
-              <m:r>
-                <m:rPr>
-                  <m:sty m:val="p"/>
-                </m:rPr>
-                <m:t>2</m:t>
-              </m:r>
-            </m:sub>
-          </m:sSub>
-          <m:r>
-            <m:rPr>
-              <m:sty m:val="p"/>
-            </m:rPr>
-            <m:t>O</m:t>
-          </m:r>
-        </m:oMath>
-      </m:oMathPara>
+      <w:r>
+        <w:rPr>
+          <w:rFonts w:hint="eastAsia" w:ascii="Times New Roman" w:hAnsi="Times New Roman" w:eastAsia="FangSong" w:cs="Times New Roman"/>
+        </w:rPr>
+        <w:t>反应</w:t>
+      </w:r>
+      <w:r>
+        <w:rPr>
+          <w:rFonts w:hint="eastAsia" w:ascii="Times New Roman" w:hAnsi="Times New Roman" w:eastAsia="Times New Roman" w:cs="Times New Roman"/>
+        </w:rPr>
+        <w:t>⑤</w:t>
+      </w:r>
+      <w:r>
+        <w:rPr>
+          <w:rFonts w:hint="eastAsia" w:ascii="Times New Roman" w:hAnsi="Times New Roman" w:eastAsia="FangSong" w:cs="Times New Roman"/>
+        </w:rPr>
+        <w:t>为取代</w:t>
+      </w:r>
+      <w:r>
+        <w:rPr>
+          <w:rFonts w:hint="eastAsia" w:ascii="Times New Roman" w:hAnsi="Times New Roman" w:eastAsia="Times New Roman" w:cs="Times New Roman"/>
+        </w:rPr>
+        <w:t>（</w:t>
+      </w:r>
+      <w:r>
+        <w:rPr>
+          <w:rFonts w:hint="eastAsia" w:ascii="Times New Roman" w:hAnsi="Times New Roman" w:eastAsia="FangSong" w:cs="Times New Roman"/>
+        </w:rPr>
+        <w:t>水解</w:t>
+      </w:r>
+      <w:r>
+        <w:rPr>
+          <w:rFonts w:hint="eastAsia" w:ascii="Times New Roman" w:hAnsi="Times New Roman" w:eastAsia="Times New Roman" w:cs="Times New Roman"/>
+        </w:rPr>
+        <w:t>）</w:t>
+      </w:r>
+      <w:r>
+        <w:rPr>
+          <w:rFonts w:hint="eastAsia" w:ascii="Times New Roman" w:hAnsi="Times New Roman" w:eastAsia="FangSong" w:cs="Times New Roman"/>
+        </w:rPr>
+        <w:t>反应</w:t>
+      </w:r>
+      <w:r>
+        <w:rPr>
+          <w:rFonts w:hint="eastAsia" w:ascii="Times New Roman" w:hAnsi="Times New Roman" w:eastAsia="Times New Roman" w:cs="Times New Roman"/>
+        </w:rPr>
+        <w:t>：</w:t>
+      </w:r>
     </w:p>
     <w:p>
       <w:pPr>
-        <w:pStyle w:val="FirstParagraph"/>
-      </w:pPr>
-      <w:r>
-        <w:rPr>
-          <w:rFonts w:hint="eastAsia" w:ascii="Times New Roman" w:hAnsi="Times New Roman" w:eastAsia="FangSong" w:cs="Times New Roman"/>
-        </w:rPr>
-        <w:t>反应</w:t>
-      </w:r>
-      <w:r>
-        <w:rPr>
-          <w:rFonts w:hint="eastAsia" w:ascii="Times New Roman" w:hAnsi="Times New Roman" w:eastAsia="Times New Roman" w:cs="Times New Roman"/>
-        </w:rPr>
-        <w:t>⑤</w:t>
-      </w:r>
-      <w:r>
-        <w:rPr>
-          <w:rFonts w:hint="eastAsia" w:ascii="Times New Roman" w:hAnsi="Times New Roman" w:eastAsia="FangSong" w:cs="Times New Roman"/>
-        </w:rPr>
-        <w:t>为取代</w:t>
-      </w:r>
-      <w:r>
-        <w:rPr>
-          <w:rFonts w:hint="eastAsia" w:ascii="Times New Roman" w:hAnsi="Times New Roman" w:eastAsia="Times New Roman" w:cs="Times New Roman"/>
-        </w:rPr>
-        <w:t>（</w:t>
-      </w:r>
-      <w:r>
-        <w:rPr>
-          <w:rFonts w:hint="eastAsia" w:ascii="Times New Roman" w:hAnsi="Times New Roman" w:eastAsia="FangSong" w:cs="Times New Roman"/>
-        </w:rPr>
-        <w:t>水解</w:t>
-      </w:r>
-      <w:r>
-        <w:rPr>
-          <w:rFonts w:hint="eastAsia" w:ascii="Times New Roman" w:hAnsi="Times New Roman" w:eastAsia="Times New Roman" w:cs="Times New Roman"/>
-        </w:rPr>
-        <w:t>）</w:t>
-      </w:r>
-      <w:r>
-        <w:rPr>
-          <w:rFonts w:hint="eastAsia" w:ascii="Times New Roman" w:hAnsi="Times New Roman" w:eastAsia="FangSong" w:cs="Times New Roman"/>
-        </w:rPr>
-        <w:t>反应</w:t>
-      </w:r>
-      <w:r>
-        <w:rPr>
-          <w:rFonts w:hint="eastAsia" w:ascii="Times New Roman" w:hAnsi="Times New Roman" w:eastAsia="Times New Roman" w:cs="Times New Roman"/>
-        </w:rPr>
-        <w:t>：</w:t>
-      </w:r>
-    </w:p>
-    <w:p>
-      <w:pPr>
         <w:pStyle w:val="BodyText"/>
-      </w:pPr>
-      <m:oMathPara>
-        <m:oMathParaPr>
-          <m:jc m:val="center"/>
-          <m:ctrlPr>
-            <w:rPr>
-              <w:sz w:val="28"/>
-              <w:szCs w:val="28"/>
-            </w:rPr>
-          </m:ctrlPr>
-        </m:oMathParaPr>
-        <m:oMath>
-          <m:r>
-            <m:rPr>
-              <m:sty m:val="p"/>
-            </m:rPr>
-            <m:t>B</m:t>
-          </m:r>
-          <m:r>
-            <m:rPr>
-              <m:sty m:val="p"/>
-            </m:rPr>
-            <m:t>r</m:t>
-          </m:r>
-          <m:r>
-            <m:rPr>
-              <m:sty m:val="p"/>
-            </m:rPr>
-            <m:t>C</m:t>
-          </m:r>
-          <m:sSub>
-            <m:e>
-              <m:r>
-                <m:rPr>
-                  <m:sty m:val="p"/>
-                </m:rPr>
-                <m:t>H</m:t>
-              </m:r>
-            </m:e>
-            <m:sub>
-              <m:r>
-                <m:rPr>
-                  <m:sty m:val="p"/>
-                </m:rPr>
-                <m:t>2</m:t>
-              </m:r>
-            </m:sub>
-          </m:sSub>
-          <m:r>
-            <m:rPr>
-              <m:sty m:val="p"/>
-            </m:rPr>
-            <m:t>C</m:t>
-          </m:r>
-          <m:sSub>
-            <m:e>
-              <m:r>
-                <m:rPr>
-                  <m:sty m:val="p"/>
-                </m:rPr>
-                <m:t>H</m:t>
-              </m:r>
-            </m:e>
-            <m:sub>
-              <m:r>
-                <m:rPr>
-                  <m:sty m:val="p"/>
-                </m:rPr>
-                <m:t>2</m:t>
-              </m:r>
-            </m:sub>
-          </m:sSub>
-          <m:r>
-            <m:rPr>
-              <m:sty m:val="p"/>
-            </m:rPr>
-            <m:t>B</m:t>
-          </m:r>
-          <m:r>
-            <m:rPr>
-              <m:sty m:val="p"/>
-            </m:rPr>
-            <m:t>r</m:t>
-          </m:r>
-          <m:r>
-            <m:rPr>
-              <m:sty m:val="p"/>
-            </m:rPr>
-            <m:t>+</m:t>
-          </m:r>
-          <m:r>
-            <m:t>2</m:t>
-          </m:r>
-          <m:r>
-            <m:rPr>
-              <m:sty m:val="p"/>
-            </m:rPr>
-            <m:t>N</m:t>
-          </m:r>
-          <m:r>
-            <m:rPr>
-              <m:sty m:val="p"/>
-            </m:rPr>
-            <m:t>a</m:t>
-          </m:r>
-          <m:r>
-            <m:rPr>
-              <m:sty m:val="p"/>
-            </m:rPr>
-            <m:t>O</m:t>
-          </m:r>
-          <m:r>
-            <m:rPr>
-              <m:sty m:val="p"/>
-            </m:rPr>
-            <m:t>H</m:t>
-          </m:r>
-          <m:r>
-            <m:rPr>
-              <m:sty m:val="p"/>
-            </m:rPr>
-            <m:t>→</m:t>
-          </m:r>
-          <m:r>
-            <m:rPr>
-              <m:sty m:val="p"/>
-            </m:rPr>
-            <m:t>H</m:t>
-          </m:r>
-          <m:r>
-            <m:rPr>
-              <m:sty m:val="p"/>
-            </m:rPr>
-            <m:t>O</m:t>
-          </m:r>
-          <m:r>
-            <m:rPr>
-              <m:sty m:val="p"/>
-            </m:rPr>
-            <m:t>C</m:t>
-          </m:r>
-          <m:sSub>
-            <m:e>
-              <m:r>
-                <m:rPr>
-                  <m:sty m:val="p"/>
-                </m:rPr>
-                <m:t>H</m:t>
-              </m:r>
-            </m:e>
-            <m:sub>
-              <m:r>
-                <m:rPr>
-                  <m:sty m:val="p"/>
-                </m:rPr>
-                <m:t>2</m:t>
-              </m:r>
-            </m:sub>
-          </m:sSub>
-          <m:r>
-            <m:rPr>
-              <m:sty m:val="p"/>
-            </m:rPr>
-            <m:t>C</m:t>
-          </m:r>
-          <m:sSub>
-            <m:e>
-              <m:r>
-                <m:rPr>
-                  <m:sty m:val="p"/>
-                </m:rPr>
-                <m:t>H</m:t>
-              </m:r>
-            </m:e>
-            <m:sub>
-              <m:r>
-                <m:rPr>
-                  <m:sty m:val="p"/>
-                </m:rPr>
-                <m:t>2</m:t>
-              </m:r>
-            </m:sub>
-          </m:sSub>
-          <m:r>
-            <m:rPr>
-              <m:sty m:val="p"/>
-            </m:rPr>
-            <m:t>O</m:t>
-          </m:r>
-          <m:r>
-            <m:rPr>
-              <m:sty m:val="p"/>
-            </m:rPr>
-            <m:t>H</m:t>
-          </m:r>
-          <m:r>
-            <m:rPr>
-              <m:sty m:val="p"/>
-            </m:rPr>
-            <m:t>+</m:t>
-          </m:r>
-          <m:r>
-            <m:t>2</m:t>
-          </m:r>
-          <m:r>
-            <m:rPr>
-              <m:sty m:val="p"/>
-            </m:rPr>
-            <m:t>N</m:t>
-          </m:r>
-          <m:r>
-            <m:rPr>
-              <m:sty m:val="p"/>
-            </m:rPr>
-            <m:t>a</m:t>
-          </m:r>
-          <m:r>
-            <m:rPr>
-              <m:sty m:val="p"/>
-            </m:rPr>
-            <m:t>B</m:t>
-          </m:r>
-          <m:r>
-            <m:rPr>
-              <m:sty m:val="p"/>
-            </m:rPr>
-            <m:t>r</m:t>
-          </m:r>
-        </m:oMath>
-      </m:oMathPara>
-    </w:p>
-    <w:p>
-      <w:pPr>
-        <w:pStyle w:val="FirstParagraph"/>
       </w:pPr>
       <w:r>
         <w:rPr>
@@ -17041,233 +16244,6 @@
         </w:rPr>
         <w:t>：</w:t>
       </w:r>
-    </w:p>
-    <w:p>
-      <w:pPr>
-        <w:pStyle w:val="FirstParagraph"/>
-      </w:pPr>
-      <m:oMathPara>
-        <m:oMathParaPr>
-          <m:jc m:val="center"/>
-          <m:ctrlPr>
-            <w:rPr>
-              <w:sz w:val="28"/>
-              <w:szCs w:val="28"/>
-            </w:rPr>
-          </m:ctrlPr>
-        </m:oMathParaPr>
-        <m:oMath>
-          <m:r>
-            <m:rPr>
-              <m:sty m:val="p"/>
-            </m:rPr>
-            <m:t>H</m:t>
-          </m:r>
-          <m:r>
-            <m:rPr>
-              <m:sty m:val="p"/>
-            </m:rPr>
-            <m:t>C</m:t>
-          </m:r>
-          <m:r>
-            <m:rPr>
-              <m:sty m:val="p"/>
-            </m:rPr>
-            <m:t>O</m:t>
-          </m:r>
-          <m:r>
-            <m:rPr>
-              <m:sty m:val="p"/>
-            </m:rPr>
-            <m:t>O</m:t>
-          </m:r>
-          <m:r>
-            <m:rPr>
-              <m:sty m:val="p"/>
-            </m:rPr>
-            <m:t>−</m:t>
-          </m:r>
-          <m:sSub>
-            <m:e>
-              <m:r>
-                <m:rPr>
-                  <m:sty m:val="p"/>
-                </m:rPr>
-                <m:t>C</m:t>
-              </m:r>
-            </m:e>
-            <m:sub>
-              <m:r>
-                <m:rPr>
-                  <m:sty m:val="p"/>
-                </m:rPr>
-                <m:t>6</m:t>
-              </m:r>
-            </m:sub>
-          </m:sSub>
-          <m:sSub>
-            <m:e>
-              <m:r>
-                <m:rPr>
-                  <m:sty m:val="p"/>
-                </m:rPr>
-                <m:t>H</m:t>
-              </m:r>
-            </m:e>
-            <m:sub>
-              <m:r>
-                <m:rPr>
-                  <m:sty m:val="p"/>
-                </m:rPr>
-                <m:t>4</m:t>
-              </m:r>
-            </m:sub>
-          </m:sSub>
-          <m:r>
-            <m:rPr>
-              <m:sty m:val="p"/>
-            </m:rPr>
-            <m:t>−</m:t>
-          </m:r>
-          <m:r>
-            <m:rPr>
-              <m:sty m:val="p"/>
-            </m:rPr>
-            <m:t>O</m:t>
-          </m:r>
-          <m:r>
-            <m:rPr>
-              <m:sty m:val="p"/>
-            </m:rPr>
-            <m:t>O</m:t>
-          </m:r>
-          <m:r>
-            <m:rPr>
-              <m:sty m:val="p"/>
-            </m:rPr>
-            <m:t>C</m:t>
-          </m:r>
-          <m:r>
-            <m:rPr>
-              <m:sty m:val="p"/>
-            </m:rPr>
-            <m:t>H</m:t>
-          </m:r>
-          <m:r>
-            <m:t> </m:t>
-          </m:r>
-          <m:r>
-            <m:rPr>
-              <m:nor/>
-              <m:sty m:val="p"/>
-            </m:rPr>
-            <m:t>（对苯二酚二甲酸酯型）</m:t>
-          </m:r>
-          <m:r>
-            <m:t>  </m:t>
-          </m:r>
-          <m:r>
-            <m:rPr>
-              <m:sty m:val="p"/>
-            </m:rPr>
-            <m:t>H</m:t>
-          </m:r>
-          <m:r>
-            <m:rPr>
-              <m:sty m:val="p"/>
-            </m:rPr>
-            <m:t>O</m:t>
-          </m:r>
-          <m:r>
-            <m:rPr>
-              <m:sty m:val="p"/>
-            </m:rPr>
-            <m:t>−</m:t>
-          </m:r>
-          <m:sSub>
-            <m:e>
-              <m:r>
-                <m:rPr>
-                  <m:sty m:val="p"/>
-                </m:rPr>
-                <m:t>C</m:t>
-              </m:r>
-            </m:e>
-            <m:sub>
-              <m:r>
-                <m:rPr>
-                  <m:sty m:val="p"/>
-                </m:rPr>
-                <m:t>6</m:t>
-              </m:r>
-            </m:sub>
-          </m:sSub>
-          <m:sSub>
-            <m:e>
-              <m:r>
-                <m:rPr>
-                  <m:sty m:val="p"/>
-                </m:rPr>
-                <m:t>H</m:t>
-              </m:r>
-            </m:e>
-            <m:sub>
-              <m:r>
-                <m:rPr>
-                  <m:sty m:val="p"/>
-                </m:rPr>
-                <m:t>4</m:t>
-              </m:r>
-            </m:sub>
-          </m:sSub>
-          <m:r>
-            <m:rPr>
-              <m:sty m:val="p"/>
-            </m:rPr>
-            <m:t>−</m:t>
-          </m:r>
-          <m:r>
-            <m:rPr>
-              <m:sty m:val="p"/>
-            </m:rPr>
-            <m:t>C</m:t>
-          </m:r>
-          <m:r>
-            <m:rPr>
-              <m:sty m:val="p"/>
-            </m:rPr>
-            <m:t>O</m:t>
-          </m:r>
-          <m:r>
-            <m:rPr>
-              <m:sty m:val="p"/>
-            </m:rPr>
-            <m:t>O</m:t>
-          </m:r>
-          <m:r>
-            <m:rPr>
-              <m:sty m:val="p"/>
-            </m:rPr>
-            <m:t>C</m:t>
-          </m:r>
-          <m:r>
-            <m:rPr>
-              <m:sty m:val="p"/>
-            </m:rPr>
-            <m:t>H</m:t>
-          </m:r>
-          <m:r>
-            <m:t> </m:t>
-          </m:r>
-          <m:r>
-            <m:rPr>
-              <m:nor/>
-              <m:sty m:val="p"/>
-            </m:rPr>
-            <m:t>（甲酸羟基苯甲酯型）</m:t>
-          </m:r>
-        </m:oMath>
-      </m:oMathPara>
     </w:p>
     <w:p>
       <w:pPr>
